--- a/assets/documents/personal-data-consent-child.docx
+++ b/assets/documents/personal-data-consent-child.docx
@@ -63,12 +63,6 @@
           <w:lang w:eastAsia="ru-RU"/>
         </w:rPr>
         <w:t>Я, _____________________________________________________________</w:t>
-      </w:r>
-      <w:r>
-        <w:rPr>
-          <w:rFonts w:ascii="Times New Roman" w:eastAsia="Times New Roman" w:hAnsi="Times New Roman" w:cs="Times New Roman"/>
-          <w:lang w:eastAsia="ru-RU"/>
-        </w:rPr>
         <w:br/>
         <w:t>(Ф.И.О. родителя/законного представителя),</w:t>
       </w:r>
@@ -88,12 +82,6 @@
           <w:lang w:eastAsia="ru-RU"/>
         </w:rPr>
         <w:t>паспорт: серия ______ № ______, выдан __________________________,</w:t>
-      </w:r>
-      <w:r>
-        <w:rPr>
-          <w:rFonts w:ascii="Times New Roman" w:eastAsia="Times New Roman" w:hAnsi="Times New Roman" w:cs="Times New Roman"/>
-          <w:lang w:eastAsia="ru-RU"/>
-        </w:rPr>
         <w:br/>
         <w:t>зарегистрированный(ая) по адресу: ________________________________,</w:t>
       </w:r>
@@ -113,12 +101,6 @@
           <w:lang w:eastAsia="ru-RU"/>
         </w:rPr>
         <w:t>действуя в интересах своего ребёнка ___________________________________________</w:t>
-      </w:r>
-      <w:r>
-        <w:rPr>
-          <w:rFonts w:ascii="Times New Roman" w:eastAsia="Times New Roman" w:hAnsi="Times New Roman" w:cs="Times New Roman"/>
-          <w:lang w:eastAsia="ru-RU"/>
-        </w:rPr>
         <w:br/>
         <w:t>(Ф.И.О. ребёнка, дата рождения),</w:t>
       </w:r>
@@ -248,7 +230,24 @@
           <w:rFonts w:ascii="Times New Roman" w:eastAsia="Times New Roman" w:hAnsi="Times New Roman" w:cs="Times New Roman"/>
           <w:lang w:eastAsia="ru-RU"/>
         </w:rPr>
-        <w:t>дата и место рождения;</w:t>
+        <w:del w:id="301" w:author="Claude" w:date="2026-05-02T00:00:00Z">
+          <w:r>
+            <w:rPr>
+              <w:rFonts w:ascii="Times New Roman" w:eastAsia="Times New Roman" w:hAnsi="Times New Roman" w:cs="Times New Roman"/>
+              <w:lang w:eastAsia="ru-RU"/>
+            </w:rPr>
+            <w:delText xml:space="preserve">дата и место рождения;</w:delText>
+          </w:r>
+        </w:del>
+        <w:ins w:id="302" w:author="Claude" w:date="2026-05-02T00:00:00Z">
+          <w:r>
+            <w:rPr>
+              <w:rFonts w:ascii="Times New Roman" w:eastAsia="Times New Roman" w:hAnsi="Times New Roman" w:cs="Times New Roman"/>
+              <w:lang w:eastAsia="ru-RU"/>
+            </w:rPr>
+            <w:t xml:space="preserve">дата рождения;</w:t>
+          </w:r>
+        </w:ins>
       </w:r>
     </w:p>
     <w:p>
@@ -269,7 +268,24 @@
           <w:rFonts w:ascii="Times New Roman" w:eastAsia="Times New Roman" w:hAnsi="Times New Roman" w:cs="Times New Roman"/>
           <w:lang w:eastAsia="ru-RU"/>
         </w:rPr>
-        <w:t>сведения об образовании и учебных результатах;</w:t>
+        <w:del w:id="303" w:author="Claude" w:date="2026-05-02T00:00:00Z">
+          <w:r>
+            <w:rPr>
+              <w:rFonts w:ascii="Times New Roman" w:eastAsia="Times New Roman" w:hAnsi="Times New Roman" w:cs="Times New Roman"/>
+              <w:lang w:eastAsia="ru-RU"/>
+            </w:rPr>
+            <w:delText xml:space="preserve">сведения об образовании и учебных результатах;</w:delText>
+          </w:r>
+        </w:del>
+        <w:ins w:id="304" w:author="Claude" w:date="2026-05-02T00:00:00Z">
+          <w:r>
+            <w:rPr>
+              <w:rFonts w:ascii="Times New Roman" w:eastAsia="Times New Roman" w:hAnsi="Times New Roman" w:cs="Times New Roman"/>
+              <w:lang w:eastAsia="ru-RU"/>
+            </w:rPr>
+            <w:t xml:space="preserve">сведения об уровне владения языком и учебных целях;</w:t>
+          </w:r>
+        </w:ins>
       </w:r>
     </w:p>
     <w:p>
@@ -290,7 +306,24 @@
           <w:rFonts w:ascii="Times New Roman" w:eastAsia="Times New Roman" w:hAnsi="Times New Roman" w:cs="Times New Roman"/>
           <w:lang w:eastAsia="ru-RU"/>
         </w:rPr>
-        <w:t>контактные данные для связи (телефон, e-mail, мессенджеры, соцсети);</w:t>
+        <w:del w:id="305" w:author="Claude" w:date="2026-05-02T00:00:00Z">
+          <w:r>
+            <w:rPr>
+              <w:rFonts w:ascii="Times New Roman" w:eastAsia="Times New Roman" w:hAnsi="Times New Roman" w:cs="Times New Roman"/>
+              <w:lang w:eastAsia="ru-RU"/>
+            </w:rPr>
+            <w:delText xml:space="preserve">контактные данные для связи (телефон, e-mail, мессенджеры, соцсети);</w:delText>
+          </w:r>
+        </w:del>
+        <w:ins w:id="306" w:author="Claude" w:date="2026-05-02T00:00:00Z">
+          <w:r>
+            <w:rPr>
+              <w:rFonts w:ascii="Times New Roman" w:eastAsia="Times New Roman" w:hAnsi="Times New Roman" w:cs="Times New Roman"/>
+              <w:lang w:eastAsia="ru-RU"/>
+            </w:rPr>
+            <w:t xml:space="preserve">контактные данные ребёнка — при достижении им 14 лет и только при наличии согласия родителя (законного представителя);</w:t>
+          </w:r>
+        </w:ins>
       </w:r>
     </w:p>
     <w:p>
@@ -490,7 +523,24 @@
           <w:rFonts w:ascii="Times New Roman" w:eastAsia="Times New Roman" w:hAnsi="Times New Roman" w:cs="Times New Roman"/>
           <w:lang w:eastAsia="ru-RU"/>
         </w:rPr>
-        <w:t>Согласие действует в течение 5 (пяти) лет с момента подписания и может быть отозвано родителем (законным представителем) в любой момент путём направления письменного заявления Оператору.</w:t>
+        <w:del w:id="307" w:author="Claude" w:date="2026-05-02T00:00:00Z">
+          <w:r>
+            <w:rPr>
+              <w:rFonts w:ascii="Times New Roman" w:eastAsia="Times New Roman" w:hAnsi="Times New Roman" w:cs="Times New Roman"/>
+              <w:lang w:eastAsia="ru-RU"/>
+            </w:rPr>
+            <w:delText xml:space="preserve">Согласие действует в течение 5 (пяти) лет с момента подписания и может быть отозвано родителем (законным представителем) в любой момент путём направления письменного заявления Оператору.</w:delText>
+          </w:r>
+        </w:del>
+        <w:ins w:id="308" w:author="Claude" w:date="2026-05-02T00:00:00Z">
+          <w:r>
+            <w:rPr>
+              <w:rFonts w:ascii="Times New Roman" w:eastAsia="Times New Roman" w:hAnsi="Times New Roman" w:cs="Times New Roman"/>
+              <w:lang w:eastAsia="ru-RU"/>
+            </w:rPr>
+            <w:t xml:space="preserve">Согласие действует в течение 5 (пяти) лет с даты прекращения действия договора об оказании услуг и может быть отозвано родителем (законным представителем) в любой момент путём направления письменного заявления Оператору на адрес: whitenois@mail.ru или в Telegram @MariaBurceva_English.</w:t>
+          </w:r>
+        </w:ins>
       </w:r>
     </w:p>
     <w:p>
@@ -570,12 +620,6 @@
           <w:lang w:eastAsia="ru-RU"/>
         </w:rPr>
         <w:t>_ г.</w:t>
-      </w:r>
-      <w:r>
-        <w:rPr>
-          <w:rFonts w:ascii="Times New Roman" w:eastAsia="Times New Roman" w:hAnsi="Times New Roman" w:cs="Times New Roman"/>
-          <w:lang w:eastAsia="ru-RU"/>
-        </w:rPr>
         <w:br/>
         <w:t>Подпись родителя (законного представителя): _____________________</w:t>
       </w:r>
